--- a/modules/EEEE4077_mechatronics_proj/chapters/meetings/meeting_record_3.docx
+++ b/modules/EEEE4077_mechatronics_proj/chapters/meetings/meeting_record_3.docx
@@ -32,7 +32,7 @@
                     <pic:cNvPicPr/>
                   </pic:nvPicPr>
                   <pic:blipFill>
-                    <a:blip r:embed="rId18"/>
+                    <a:blip r:embed="rId19"/>
                     <a:stretch>
                       <a:fillRect/>
                     </a:stretch>
@@ -288,7 +288,7 @@
           <w:sz w:val="24"/>
           <w:szCs w:val="24"/>
         </w:rPr>
-        <w:t>: 8/10/2026</w:t>
+        <w:t>: 15/10/2026</w:t>
       </w:r>
       <w:r>
         <w:tab/>
@@ -429,119 +429,12 @@
             </w:tcMar>
           </w:tcPr>
           <w:p>
-            <w:pPr>
-              <w:rPr>
-                <w:b/>
-                <w:bCs/>
-              </w:rPr>
-            </w:pPr>
             <w:r>
-              <w:rPr>
-                <w:rFonts w:ascii="Times New Roman" w:hAnsi="Times New Roman" w:cs="Times New Roman"/>
-                <w:b/>
-                <w:bCs/>
-                <w:sz w:val="24"/>
-                <w:szCs w:val="24"/>
-              </w:rPr>
-              <w:t>Prepared a general idea of the FYP project proposal. Into 2 modes:</w:t>
+              <w:t>Prepared a simple laymen abstract, specifiying the problem statement, objectives and project details.</w:t>
             </w:r>
           </w:p>
-          <w:p>
-            <w:pPr>
-              <w:rPr>
-                <w:b/>
-                <w:bCs/>
-              </w:rPr>
-            </w:pPr>
-          </w:p>
-          <w:p>
-            <w:pPr>
-              <w:rPr>
-                <w:b/>
-                <w:bCs/>
-              </w:rPr>
-            </w:pPr>
-            <w:r>
-              <w:rPr>
-                <w:rFonts w:ascii="Times New Roman" w:hAnsi="Times New Roman" w:cs="Times New Roman"/>
-                <w:b/>
-                <w:bCs/>
-                <w:sz w:val="24"/>
-                <w:szCs w:val="24"/>
-              </w:rPr>
-              <w:t>1. 2D lidar + rgb detection sensor fusion</w:t>
-            </w:r>
-          </w:p>
-          <w:p>
-            <w:pPr>
-              <w:rPr>
-                <w:b/>
-                <w:bCs/>
-              </w:rPr>
-            </w:pPr>
-            <w:r>
-              <w:rPr>
-                <w:rFonts w:ascii="Times New Roman" w:hAnsi="Times New Roman" w:cs="Times New Roman"/>
-                <w:b/>
-                <w:bCs/>
-                <w:sz w:val="24"/>
-                <w:szCs w:val="24"/>
-              </w:rPr>
-              <w:t>2. Uses rgb detection to resolve navigation cost map ambiguity (such as puddle or grass etc), targeting brownfield factories</w:t>
-            </w:r>
-          </w:p>
-          <w:p>
-            <w:pPr>
-              <w:rPr>
-                <w:b/>
-                <w:bCs/>
-              </w:rPr>
-            </w:pPr>
-            <w:r>
-              <w:rPr>
-                <w:rFonts w:ascii="Times New Roman" w:hAnsi="Times New Roman" w:cs="Times New Roman"/>
-                <w:b/>
-                <w:bCs/>
-                <w:sz w:val="24"/>
-                <w:szCs w:val="24"/>
-              </w:rPr>
-              <w:t>3. Dynamic fine tuning for detetcion (the main bottleneck for implementation, that warants an expensive 3D full lidar equipment, which may not guarentee superior performance as well)</w:t>
-            </w:r>
-          </w:p>
-          <w:p>
-            <w:pPr>
-              <w:rPr>
-                <w:b/>
-                <w:bCs/>
-              </w:rPr>
-            </w:pPr>
-            <w:r>
-              <w:rPr>
-                <w:rFonts w:ascii="Times New Roman" w:hAnsi="Times New Roman" w:cs="Times New Roman"/>
-                <w:b/>
-                <w:bCs/>
-                <w:sz w:val="24"/>
-                <w:szCs w:val="24"/>
-              </w:rPr>
-              <w:t>4. kinematic trajectry prediction can be explored, allowing for more efficient navigation and obstacle avoidance rather than the [see obstacle -&gt; stop until safe]. since rgb detections allow instance identification thus kinematics of it</w:t>
-            </w:r>
-          </w:p>
-          <w:p>
-            <w:pPr>
-              <w:rPr>
-                <w:b/>
-                <w:bCs/>
-              </w:rPr>
-            </w:pPr>
-          </w:p>
-          <w:p>
-            <w:pPr>
-              <w:rPr>
-                <w:b/>
-                <w:bCs/>
-              </w:rPr>
-            </w:pPr>
-          </w:p>
+          <w:p/>
+          <w:p/>
         </w:tc>
       </w:tr>
     </w:tbl>
@@ -635,7 +528,7 @@
       </w:tr>
       <w:tr>
         <w:trPr>
-          <w:trHeight w:val="3032"/>
+          <w:trHeight w:val="1517" w:hRule="atLeast"/>
         </w:trPr>
         <w:tc>
           <w:tcPr>
@@ -660,40 +553,16 @@
                 <w:bCs/>
               </w:rPr>
             </w:pPr>
-          </w:p>
-          <w:p>
-            <w:pPr>
-              <w:rPr>
-                <w:b/>
-                <w:bCs/>
-              </w:rPr>
-            </w:pPr>
             <w:r>
               <w:rPr>
-                <w:rFonts w:ascii="Times New Roman" w:hAnsi="Times New Roman" w:eastAsia="等线" w:cs="Times New Roman" w:eastAsiaTheme="minorEastAsia"/>
+                <w:rFonts w:ascii="Times New Roman" w:hAnsi="Times New Roman" w:cs="Times New Roman"/>
                 <w:b/>
                 <w:bCs/>
                 <w:sz w:val="24"/>
                 <w:szCs w:val="24"/>
               </w:rPr>
-              <w:t>prepare a simple layman project proposal and research objectives for supervisor, to allow initial understanding and approval</w:t>
+              <w:t xml:space="preserve">Discussed and explained the project, which is about robotic (AMR) navigation frameworks. The goal is to navigate highly dynamic environments. So one can either setup high cost/high compute (matured 3D lidar mappings), or simply compromise to low cost/low flexibility (2D lidar) that freezes under any disruption. The proposed solution is to bridge the gap using fine-tunable detectors &amp; trackers (via hardware RGB cameras), to deliver a middle-man solution. </w:t>
             </w:r>
-          </w:p>
-          <w:p>
-            <w:pPr>
-              <w:rPr>
-                <w:b/>
-                <w:bCs/>
-              </w:rPr>
-            </w:pPr>
-          </w:p>
-          <w:p>
-            <w:pPr>
-              <w:rPr>
-                <w:b/>
-                <w:bCs/>
-              </w:rPr>
-            </w:pPr>
           </w:p>
           <w:p>
             <w:pPr>
@@ -852,24 +721,6 @@
                 <w:bCs/>
               </w:rPr>
             </w:pPr>
-          </w:p>
-          <w:p>
-            <w:pPr>
-              <w:rPr>
-                <w:b/>
-                <w:bCs/>
-              </w:rPr>
-            </w:pPr>
-            <w:r>
-              <w:rPr>
-                <w:rFonts w:ascii="Times New Roman" w:hAnsi="Times New Roman" w:eastAsia="等线" w:cs="Times New Roman" w:eastAsiaTheme="minorEastAsia"/>
-                <w:b/>
-                <w:bCs/>
-                <w:sz w:val="24"/>
-                <w:szCs w:val="24"/>
-              </w:rPr>
-              <w:t>baseline is important, meaning matured and SOTA methods/results **must** be taken into account even before defining the scope (as well as implementation)</w:t>
-            </w:r>
           </w:p>
           <w:p>
             <w:pPr>
